--- a/al-kafi-fi-tajweed/exports/الكافي-في-التجويد.docx
+++ b/al-kafi-fi-tajweed/exports/الكافي-في-التجويد.docx
@@ -155,7 +155,7 @@
           <w:szCs w:val="30"/>
           <w:rtl/>
         </w:rPr>
-        <w:t xml:space="preserve">أحمد بن إبراهيم</w:t>
+        <w:t xml:space="preserve">أبو عبد الله جلال الدين أحمد بن إبراهيم السليمي آل سلام</w:t>
       </w:r>
     </w:p>
     <w:p>
@@ -176,7 +176,7 @@
           <w:szCs w:val="18"/>
           <w:rtl/>
         </w:rPr>
-        <w:t xml:space="preserve">مراجعة وتدقيق</w:t>
+        <w:t xml:space="preserve">(راجي عفو ربه القدير)</w:t>
       </w:r>
     </w:p>
     <w:p>
@@ -197,8 +197,36 @@
           <w:szCs w:val="30"/>
           <w:rtl/>
         </w:rPr>
+        <w:t xml:space="preserve">مراجعة وتدقيق</w:t>
+      </w:r>
+    </w:p>
+    <w:p>
+      <w:pPr>
+        <w:bidi/>
+        <w:spacing w:after="60" w:before="0" w:line="300"/>
+        <w:jc w:val="center"/>
+      </w:pPr>
+      <w:r>
+        <w:rPr>
+          <w:rFonts w:ascii="Amiri" w:cs="Amiri" w:eastAsia="Amiri" w:hAnsi="Amiri"/>
+          <w:b w:val="false"/>
+          <w:bCs w:val="false"/>
+          <w:i w:val="false"/>
+          <w:iCs w:val="false"/>
+          <w:color w:val="8A6A1F"/>
+          <w:sz w:val="18"/>
+          <w:szCs w:val="18"/>
+          <w:rtl/>
+        </w:rPr>
         <w:t xml:space="preserve">د. محمد حسنين</w:t>
       </w:r>
+    </w:p>
+    <w:p>
+      <w:pPr>
+        <w:bidi/>
+        <w:spacing w:after="340" w:before="0" w:line="300"/>
+        <w:jc w:val="center"/>
+      </w:pPr>
     </w:p>
     <w:p>
       <w:pPr>
@@ -206,20 +234,6 @@
         <w:spacing w:after="200" w:before="0" w:line="300"/>
         <w:jc w:val="center"/>
       </w:pPr>
-      <w:r>
-        <w:rPr>
-          <w:rFonts w:ascii="Amiri" w:cs="Amiri" w:eastAsia="Amiri" w:hAnsi="Amiri"/>
-          <w:b w:val="false"/>
-          <w:bCs w:val="false"/>
-          <w:i w:val="false"/>
-          <w:iCs w:val="false"/>
-          <w:color w:val="6B6152"/>
-          <w:sz w:val="18"/>
-          <w:szCs w:val="18"/>
-          <w:rtl/>
-        </w:rPr>
-        <w:t xml:space="preserve">الطبعة الأولى</w:t>
-      </w:r>
     </w:p>
     <w:p>
       <w:r>
@@ -291,7 +305,7 @@
           <w:szCs w:val="20"/>
           <w:rtl/>
         </w:rPr>
-        <w:t xml:space="preserve">تأليف أحمد بن إبراهيم</w:t>
+        <w:t xml:space="preserve">تأليف أبو عبد الله جلال الدين أحمد بن إبراهيم السليمي آل سلام</w:t>
       </w:r>
     </w:p>
     <w:p>
@@ -469,7 +483,7 @@
                 <w:szCs w:val="20"/>
                 <w:rtl/>
               </w:rPr>
-              <w:t xml:space="preserve">أحمد بن إبراهيم</w:t>
+              <w:t xml:space="preserve">أبو عبد الله جلال الدين أحمد بن إبراهيم السليمي آل سلام (راجي عفو ربه القدير)</w:t>
             </w:r>
           </w:p>
         </w:tc>
@@ -571,7 +585,7 @@
                 <w:szCs w:val="20"/>
                 <w:rtl/>
               </w:rPr>
-              <w:t xml:space="preserve">الرواية المعتمدة</w:t>
+              <w:t xml:space="preserve">الناشر</w:t>
             </w:r>
           </w:p>
         </w:tc>
@@ -603,7 +617,7 @@
                 <w:szCs w:val="20"/>
                 <w:rtl/>
               </w:rPr>
-              <w:t xml:space="preserve">حفص عن عاصم، من طريق الشاطبية</w:t>
+              <w:t xml:space="preserve">جامعة الملك العالمية — Al-Mulk International University</w:t>
             </w:r>
           </w:p>
         </w:tc>
@@ -638,7 +652,7 @@
                 <w:szCs w:val="20"/>
                 <w:rtl/>
               </w:rPr>
-              <w:t xml:space="preserve">الطبعة</w:t>
+              <w:t xml:space="preserve">الرواية المعتمدة</w:t>
             </w:r>
           </w:p>
         </w:tc>
@@ -670,7 +684,74 @@
                 <w:szCs w:val="20"/>
                 <w:rtl/>
               </w:rPr>
-              <w:t xml:space="preserve">الأولى</w:t>
+              <w:t xml:space="preserve">حفص عن عاصم، من طريق الشاطبية</w:t>
+            </w:r>
+          </w:p>
+        </w:tc>
+      </w:tr>
+      <w:tr>
+        <w:tc>
+          <w:tcPr>
+            <w:tcW w:type="dxa" w:w="2600"/>
+            <w:shd w:fill="F6EFDD" w:val="clear"/>
+            <w:tcMar>
+              <w:top w:type="dxa" w:w="90"/>
+              <w:left w:type="dxa" w:w="120"/>
+              <w:bottom w:type="dxa" w:w="90"/>
+              <w:right w:type="dxa" w:w="120"/>
+            </w:tcMar>
+          </w:tcPr>
+          <w:p>
+            <w:pPr>
+              <w:bidi/>
+              <w:spacing w:after="0" w:before="0" w:line="300"/>
+              <w:jc w:val="right"/>
+            </w:pPr>
+            <w:r>
+              <w:rPr>
+                <w:rFonts w:ascii="Amiri" w:cs="Amiri" w:eastAsia="Amiri" w:hAnsi="Amiri"/>
+                <w:b/>
+                <w:bCs/>
+                <w:i w:val="false"/>
+                <w:iCs w:val="false"/>
+                <w:color w:val="8A6A1F"/>
+                <w:sz w:val="20"/>
+                <w:szCs w:val="20"/>
+                <w:rtl/>
+              </w:rPr>
+              <w:t xml:space="preserve">الإصدار</w:t>
+            </w:r>
+          </w:p>
+        </w:tc>
+        <w:tc>
+          <w:tcPr>
+            <w:tcW w:type="dxa" w:w="6400"/>
+            <w:tcMar>
+              <w:top w:type="dxa" w:w="90"/>
+              <w:left w:type="dxa" w:w="120"/>
+              <w:bottom w:type="dxa" w:w="90"/>
+              <w:right w:type="dxa" w:w="120"/>
+            </w:tcMar>
+          </w:tcPr>
+          <w:p>
+            <w:pPr>
+              <w:bidi/>
+              <w:spacing w:after="0" w:before="0" w:line="300"/>
+              <w:jc w:val="right"/>
+            </w:pPr>
+            <w:r>
+              <w:rPr>
+                <w:rFonts w:ascii="Amiri" w:cs="Amiri" w:eastAsia="Amiri" w:hAnsi="Amiri"/>
+                <w:b w:val="false"/>
+                <w:bCs w:val="false"/>
+                <w:i w:val="false"/>
+                <w:iCs w:val="false"/>
+                <w:color w:val="3A3226"/>
+                <w:sz w:val="20"/>
+                <w:szCs w:val="20"/>
+                <w:rtl/>
+              </w:rPr>
+              <w:t xml:space="preserve">النسخة الملكية الفاخرة</w:t>
             </w:r>
           </w:p>
         </w:tc>
@@ -1090,7 +1171,7 @@
                 <w:szCs w:val="20"/>
                 <w:rtl/>
               </w:rPr>
-              <w:t xml:space="preserve">أحمد بن إبراهيم — تُستكمل السيرة العلمية والمسار الإسنادي من المؤلف</w:t>
+              <w:t xml:space="preserve">أبو عبد الله جلال الدين أحمد بن إبراهيم السليمي آل سلام — تُستكمل السيرة العلمية والمسار الإسنادي من المؤلف</w:t>
             </w:r>
           </w:p>
         </w:tc>
@@ -1323,7 +1404,7 @@
           <w:szCs w:val="22"/>
           <w:rtl/>
         </w:rPr>
-        <w:t xml:space="preserve">وقد سميته "الكافي" لأنه يكفي طالب العلم من المبتدئين إلى المتقدمين، ويجمع بين الدقة والسهولة، مع إيراد الأمثلة المحققة من القرآن الكريم، والتنبيه على الأخطاء الشائعة، والاعتماد على أئمة هذا الفن كابن الجزري، وأبي عمرو الداني، والملا علي القاري، وغيرهم.</w:t>
+        <w:t xml:space="preserve">وقد سميته "الكافي" اسماً لا دعوى، رجاء أن ييسّر الله به على طالب العلم من المبتدئين إلى المتقدمين بعض ما يحتاجه في هذا الفن، جامعاً ما تيسر من الدقة والسهولة، مع إيراد الأمثلة المحققة من القرآن الكريم، والتنبيه على الأخطاء الشائعة، مستفيداً فيه من جهود أئمة هذا الفن كابن الجزري، وأبي عمرو الداني، والملا علي القاري، وغيرهم، لا مستغنياً به عن شيء من تراثهم العظيم.</w:t>
       </w:r>
     </w:p>
     <w:p>
@@ -1541,7 +1622,7 @@
                 <w:szCs w:val="21"/>
                 <w:rtl/>
               </w:rPr>
-              <w:t xml:space="preserve">التفريق العملي بين مراتب الأداء الأربع: التحقيق، الترتيل، التدوير، الحدر.</w:t>
+              <w:t xml:space="preserve">التفريق العملي بين مراتب الأداء الثلاث: التحقيق، التدوير، الحدر، وضبط منزلة الترتيل الجامعة لها.</w:t>
             </w:r>
           </w:p>
         </w:tc>
@@ -5406,9 +5487,64 @@
           <w:szCs w:val="28"/>
           <w:rtl/>
         </w:rPr>
-        <w:t xml:space="preserve">الفصل الرابع: مراتب التلاوة والأداء</w:t>
+        <w:t xml:space="preserve">الفصل الرابع: مراتب الأداء الثلاث ومنزلة الترتيل</w:t>
       </w:r>
       <w:bookmarkEnd w:id="1016"/>
+    </w:p>
+    <w:tbl>
+      <w:tblPr>
+        <w:tblW w:type="pct" w:w="100%"/>
+        <w:tblBorders>
+          <w:top w:val="single" w:color="A9812A" w:sz="6"/>
+          <w:left w:val="single" w:color="A9812A" w:sz="24"/>
+          <w:bottom w:val="single" w:color="A9812A" w:sz="6"/>
+          <w:right w:val="single" w:color="A9812A" w:sz="6"/>
+          <w:insideH w:val="single" w:color="auto" w:sz="4"/>
+          <w:insideV w:val="single" w:color="auto" w:sz="4"/>
+        </w:tblBorders>
+      </w:tblPr>
+      <w:tblGrid>
+        <w:gridCol w:w="100"/>
+      </w:tblGrid>
+      <w:tr>
+        <w:tc>
+          <w:tcPr>
+            <w:shd w:fill="FFFFFF" w:val="clear"/>
+            <w:tcMar>
+              <w:top w:type="dxa" w:w="160"/>
+              <w:left w:type="dxa" w:w="200"/>
+              <w:bottom w:type="dxa" w:w="160"/>
+              <w:right w:type="dxa" w:w="200"/>
+            </w:tcMar>
+          </w:tcPr>
+          <w:p>
+            <w:pPr>
+              <w:bidi/>
+              <w:spacing w:after="100" w:before="0" w:line="300"/>
+              <w:jc w:val="right"/>
+            </w:pPr>
+            <w:r>
+              <w:rPr>
+                <w:rFonts w:ascii="Amiri" w:cs="Amiri" w:eastAsia="Amiri" w:hAnsi="Amiri"/>
+                <w:b/>
+                <w:bCs/>
+                <w:i w:val="false"/>
+                <w:iCs w:val="false"/>
+                <w:color w:val="8A6A1F"/>
+                <w:sz w:val="18"/>
+                <w:szCs w:val="18"/>
+                <w:rtl/>
+              </w:rPr>
+              <w:t xml:space="preserve">تنبيه منهجي</w:t>
+            </w:r>
+          </w:p>
+        </w:tc>
+      </w:tr>
+    </w:tbl>
+    <w:p>
+      <w:pPr>
+        <w:spacing w:after="140"/>
+      </w:pPr>
     </w:p>
     <w:p>
       <w:pPr>
@@ -5687,7 +5823,7 @@
           <w:szCs w:val="23"/>
           <w:rtl/>
         </w:rPr>
-        <w:t xml:space="preserve">المبحث الثاني: الترتيل</w:t>
+        <w:t xml:space="preserve">المبحث الثاني: التدوير</w:t>
       </w:r>
       <w:bookmarkEnd w:id="1018"/>
     </w:p>
@@ -5723,49 +5859,7 @@
           <w:szCs w:val="22"/>
           <w:rtl/>
         </w:rPr>
-        <w:t xml:space="preserve"> القراءة بتؤدة وطمأنينة، مع مراعاة أحكام التجويد كاملة، من غير إفراط في المد ولا تفريط، وهو المأمور به في قوله تعالى: </w:t>
-      </w:r>
-      <w:r>
-        <w:rPr>
-          <w:rFonts w:ascii="Amiri Quran" w:cs="Amiri Quran" w:eastAsia="Amiri Quran" w:hAnsi="Amiri Quran"/>
-          <w:b w:val="false"/>
-          <w:bCs w:val="false"/>
-          <w:i w:val="false"/>
-          <w:iCs w:val="false"/>
-          <w:color w:val="0D2143"/>
-          <w:sz w:val="26"/>
-          <w:szCs w:val="26"/>
-          <w:rtl/>
-        </w:rPr>
-        <w:t xml:space="preserve">﴿وَرَتِّلِ الْقُرْآنَ تَرْتِيلاً﴾</w:t>
-      </w:r>
-      <w:r>
-        <w:rPr>
-          <w:rFonts w:ascii="Cairo" w:cs="Cairo" w:eastAsia="Cairo" w:hAnsi="Cairo"/>
-          <w:b/>
-          <w:bCs/>
-          <w:i w:val="false"/>
-          <w:iCs w:val="false"/>
-          <w:color w:val="8A6A1F"/>
-          <w:sz w:val="16"/>
-          <w:szCs w:val="16"/>
-          <w:rtl/>
-        </w:rPr>
-        <w:t xml:space="preserve"> [المزمل: ٤]</w:t>
-      </w:r>
-      <w:r>
-        <w:rPr>
-          <w:rFonts w:ascii="Amiri" w:cs="Amiri" w:eastAsia="Amiri" w:hAnsi="Amiri"/>
-          <w:b w:val="false"/>
-          <w:bCs w:val="false"/>
-          <w:i w:val="false"/>
-          <w:iCs w:val="false"/>
-          <w:color w:val="181410"/>
-          <w:sz w:val="22"/>
-          <w:szCs w:val="22"/>
-          <w:rtl/>
-        </w:rPr>
-        <w:t xml:space="preserve">.</w:t>
+        <w:t xml:space="preserve"> مرتبة متوسطة بين التحقيق والحدر، وهو ما يستعمله معظم القراء اليوم.</w:t>
       </w:r>
     </w:p>
     <w:p>
@@ -5812,7 +5906,7 @@
           <w:szCs w:val="22"/>
           <w:rtl/>
         </w:rPr>
-        <w:t xml:space="preserve">المد الطبيعي حركتان، المتوسط ٤ حركات، المتصل ٤-٥.</w:t>
+        <w:t xml:space="preserve">مدود: طبيعي حركتان، متصل ٤، منفصل ٣-٤.</w:t>
       </w:r>
     </w:p>
     <w:p>
@@ -5838,7 +5932,7 @@
           <w:szCs w:val="22"/>
           <w:rtl/>
         </w:rPr>
-        <w:t xml:space="preserve">ترقيق وتفخيم حسب القاعدة.</w:t>
+        <w:t xml:space="preserve">غنة وسطى (ليست طويلة ولا ساقطة).</w:t>
       </w:r>
     </w:p>
     <w:p>
@@ -5864,8 +5958,50 @@
           <w:szCs w:val="22"/>
           <w:rtl/>
         </w:rPr>
-        <w:t xml:space="preserve">الإدغام الكامل والصغير كما في الرواية.</w:t>
-      </w:r>
+        <w:t xml:space="preserve">سرعة معتدلة.</w:t>
+      </w:r>
+    </w:p>
+    <w:p>
+      <w:pPr>
+        <w:bidi/>
+        <w:spacing w:after="140" w:before="0" w:line="300"/>
+        <w:jc w:val="both"/>
+      </w:pPr>
+      <w:r>
+        <w:rPr>
+          <w:rFonts w:ascii="Amiri" w:cs="Amiri" w:eastAsia="Amiri" w:hAnsi="Amiri"/>
+          <w:b/>
+          <w:bCs/>
+          <w:i w:val="false"/>
+          <w:iCs w:val="false"/>
+          <w:color w:val="0D2143"/>
+          <w:sz w:val="22"/>
+          <w:szCs w:val="22"/>
+          <w:rtl/>
+        </w:rPr>
+        <w:t xml:space="preserve">مستعمله:</w:t>
+      </w:r>
+      <w:r>
+        <w:rPr>
+          <w:rFonts w:ascii="Amiri" w:cs="Amiri" w:eastAsia="Amiri" w:hAnsi="Amiri"/>
+          <w:b w:val="false"/>
+          <w:bCs w:val="false"/>
+          <w:i w:val="false"/>
+          <w:iCs w:val="false"/>
+          <w:color w:val="181410"/>
+          <w:sz w:val="22"/>
+          <w:szCs w:val="22"/>
+          <w:rtl/>
+        </w:rPr>
+        <w:t xml:space="preserve"> عامة المجودين في تلاوتهم اليومية، وهو الأفضل في الصلاة الجهرية والتراويح.</w:t>
+      </w:r>
+    </w:p>
+    <w:p>
+      <w:pPr>
+        <w:bidi/>
+        <w:spacing w:after="100" w:before="0" w:line="300"/>
+        <w:jc w:val="right"/>
+      </w:pPr>
     </w:p>
     <w:p>
       <w:pPr>
@@ -5885,108 +6021,12 @@
           <w:bCs w:val="false"/>
           <w:i w:val="false"/>
           <w:iCs w:val="false"/>
-          <w:color w:val="181410"/>
-          <w:sz w:val="22"/>
-          <w:szCs w:val="22"/>
-          <w:rtl/>
-        </w:rPr>
-        <w:t xml:space="preserve">السرعة معتدلة بين التحقيق والحدر.</w:t>
-      </w:r>
-    </w:p>
-    <w:p>
-      <w:pPr>
-        <w:bidi/>
-        <w:spacing w:after="140" w:before="0" w:line="300"/>
-        <w:jc w:val="both"/>
-      </w:pPr>
-      <w:r>
-        <w:rPr>
-          <w:rFonts w:ascii="Amiri" w:cs="Amiri" w:eastAsia="Amiri" w:hAnsi="Amiri"/>
-          <w:b/>
-          <w:bCs/>
-          <w:i w:val="false"/>
-          <w:iCs w:val="false"/>
-          <w:color w:val="0D2143"/>
-          <w:sz w:val="22"/>
-          <w:szCs w:val="22"/>
-          <w:rtl/>
-        </w:rPr>
-        <w:t xml:space="preserve">مستعمله:</w:t>
-      </w:r>
-      <w:r>
-        <w:rPr>
-          <w:rFonts w:ascii="Amiri" w:cs="Amiri" w:eastAsia="Amiri" w:hAnsi="Amiri"/>
-          <w:b w:val="false"/>
-          <w:bCs w:val="false"/>
-          <w:i w:val="false"/>
-          <w:iCs w:val="false"/>
-          <w:color w:val="181410"/>
-          <w:sz w:val="22"/>
-          <w:szCs w:val="22"/>
-          <w:rtl/>
-        </w:rPr>
-        <w:t xml:space="preserve"> عامة القراء والمجودين، وهو الأفضل في الصلاة الجهرية والتراويح.</w:t>
-      </w:r>
-    </w:p>
-    <w:p>
-      <w:pPr>
-        <w:bidi/>
-        <w:spacing w:after="100" w:before="0" w:line="300"/>
-        <w:jc w:val="right"/>
-      </w:pPr>
-    </w:p>
-    <w:p>
-      <w:pPr>
-        <w:pStyle w:val="ListParagraph"/>
-        <w:numPr>
-          <w:ilvl w:val="0"/>
-          <w:numId w:val="2"/>
-        </w:numPr>
-        <w:bidi/>
-        <w:spacing w:after="90" w:line="300"/>
-        <w:jc w:val="both"/>
-      </w:pPr>
-      <w:r>
-        <w:rPr>
-          <w:rFonts w:ascii="Amiri" w:cs="Amiri" w:eastAsia="Amiri" w:hAnsi="Amiri"/>
-          <w:b w:val="false"/>
-          <w:bCs w:val="false"/>
-          <w:i w:val="false"/>
-          <w:iCs w:val="false"/>
           <w:color w:val="3A3226"/>
           <w:sz w:val="21"/>
           <w:szCs w:val="21"/>
           <w:rtl/>
         </w:rPr>
-        <w:t xml:space="preserve">قراءة </w:t>
-      </w:r>
-      <w:r>
-        <w:rPr>
-          <w:rFonts w:ascii="Amiri Quran" w:cs="Amiri Quran" w:eastAsia="Amiri Quran" w:hAnsi="Amiri Quran"/>
-          <w:b w:val="false"/>
-          <w:bCs w:val="false"/>
-          <w:i w:val="false"/>
-          <w:iCs w:val="false"/>
-          <w:color w:val="0D2143"/>
-          <w:sz w:val="25"/>
-          <w:szCs w:val="25"/>
-          <w:rtl/>
-        </w:rPr>
-        <w:t xml:space="preserve">﴿الْحَمْدُ لِلَّهِ رَبِّ الْعَالَمِينَ﴾</w:t>
-      </w:r>
-      <w:r>
-        <w:rPr>
-          <w:rFonts w:ascii="Amiri" w:cs="Amiri" w:eastAsia="Amiri" w:hAnsi="Amiri"/>
-          <w:b w:val="false"/>
-          <w:bCs w:val="false"/>
-          <w:i w:val="false"/>
-          <w:iCs w:val="false"/>
-          <w:color w:val="3A3226"/>
-          <w:sz w:val="21"/>
-          <w:szCs w:val="21"/>
-          <w:rtl/>
-        </w:rPr>
-        <w:t xml:space="preserve"> بسرعة متوسطة مع إعطاء كل حرف حقه.</w:t>
+        <w:t xml:space="preserve">قراءة سورة الكهف في صلاة الجمعة بهذه المرتبة.</w:t>
       </w:r>
     </w:p>
     <w:p>
@@ -6321,7 +6361,7 @@
           <w:szCs w:val="23"/>
           <w:rtl/>
         </w:rPr>
-        <w:t xml:space="preserve">المبحث الرابع: التدوير</w:t>
+        <w:t xml:space="preserve">المبحث الرابع: منزلة الترتيل بين المراتب</w:t>
       </w:r>
       <w:bookmarkEnd w:id="1020"/>
     </w:p>
@@ -6343,7 +6383,7 @@
           <w:szCs w:val="22"/>
           <w:rtl/>
         </w:rPr>
-        <w:t xml:space="preserve">تعريفه:</w:t>
+        <w:t xml:space="preserve">تعريفه لغة:</w:t>
       </w:r>
       <w:r>
         <w:rPr>
@@ -6357,7 +6397,7 @@
           <w:szCs w:val="22"/>
           <w:rtl/>
         </w:rPr>
-        <w:t xml:space="preserve"> مرتبة متوسطة بين التحقيق والترتيل، أو بين الترتيل والحدر، وهو ما يستعمله معظم القراء اليوم.</w:t>
+        <w:t xml:space="preserve"> الترتيل مصدر رتّل، وأصله في اللغة تناسق الشيء وتبيّنه، يقال: ثغر مرتّل، إذا كان مفلجاً حسن التنضيد.</w:t>
       </w:r>
     </w:p>
     <w:p>
@@ -6378,20 +6418,8 @@
           <w:szCs w:val="22"/>
           <w:rtl/>
         </w:rPr>
-        <w:t xml:space="preserve">صفاته:</w:t>
-      </w:r>
-    </w:p>
-    <w:p>
-      <w:pPr>
-        <w:pStyle w:val="ListParagraph"/>
-        <w:numPr>
-          <w:ilvl w:val="0"/>
-          <w:numId w:val="2"/>
-        </w:numPr>
-        <w:bidi/>
-        <w:spacing w:after="90" w:line="300"/>
-        <w:jc w:val="both"/>
-      </w:pPr>
+        <w:t xml:space="preserve">تعريفه اصطلاحاً:</w:t>
+      </w:r>
       <w:r>
         <w:rPr>
           <w:rFonts w:ascii="Amiri" w:cs="Amiri" w:eastAsia="Amiri" w:hAnsi="Amiri"/>
@@ -6404,20 +6432,36 @@
           <w:szCs w:val="22"/>
           <w:rtl/>
         </w:rPr>
-        <w:t xml:space="preserve">مدود: طبيعي حركتان، متصل ٤، منفصل ٣-٤.</w:t>
-      </w:r>
-    </w:p>
-    <w:p>
-      <w:pPr>
-        <w:pStyle w:val="ListParagraph"/>
-        <w:numPr>
-          <w:ilvl w:val="0"/>
-          <w:numId w:val="2"/>
-        </w:numPr>
-        <w:bidi/>
-        <w:spacing w:after="90" w:line="300"/>
-        <w:jc w:val="both"/>
-      </w:pPr>
+        <w:t xml:space="preserve"> القراءة بتؤدة وطمأنينة، مع تجويد الحروف وتبيينها وإعطاء كل حرف حقه ومستحقه، من غير إفراط في المد ولا تفريط، وهو المأمور به في قوله تعالى: </w:t>
+      </w:r>
+      <w:r>
+        <w:rPr>
+          <w:rFonts w:ascii="Amiri Quran" w:cs="Amiri Quran" w:eastAsia="Amiri Quran" w:hAnsi="Amiri Quran"/>
+          <w:b w:val="false"/>
+          <w:bCs w:val="false"/>
+          <w:i w:val="false"/>
+          <w:iCs w:val="false"/>
+          <w:color w:val="0D2143"/>
+          <w:sz w:val="26"/>
+          <w:szCs w:val="26"/>
+          <w:rtl/>
+        </w:rPr>
+        <w:t xml:space="preserve">﴿وَرَتِّلِ الْقُرْآنَ تَرْتِيلاً﴾</w:t>
+      </w:r>
+      <w:r>
+        <w:rPr>
+          <w:rFonts w:ascii="Cairo" w:cs="Cairo" w:eastAsia="Cairo" w:hAnsi="Cairo"/>
+          <w:b/>
+          <w:bCs/>
+          <w:i w:val="false"/>
+          <w:iCs w:val="false"/>
+          <w:color w:val="8A6A1F"/>
+          <w:sz w:val="16"/>
+          <w:szCs w:val="16"/>
+          <w:rtl/>
+        </w:rPr>
+        <w:t xml:space="preserve"> [المزمل: ٤]</w:t>
+      </w:r>
       <w:r>
         <w:rPr>
           <w:rFonts w:ascii="Amiri" w:cs="Amiri" w:eastAsia="Amiri" w:hAnsi="Amiri"/>
@@ -6430,20 +6474,29 @@
           <w:szCs w:val="22"/>
           <w:rtl/>
         </w:rPr>
-        <w:t xml:space="preserve">غنة وسطى (ليست طويلة ولا ساقطة).</w:t>
-      </w:r>
-    </w:p>
-    <w:p>
-      <w:pPr>
-        <w:pStyle w:val="ListParagraph"/>
-        <w:numPr>
-          <w:ilvl w:val="0"/>
-          <w:numId w:val="2"/>
-        </w:numPr>
-        <w:bidi/>
-        <w:spacing w:after="90" w:line="300"/>
+        <w:t xml:space="preserve">.</w:t>
+      </w:r>
+    </w:p>
+    <w:p>
+      <w:pPr>
+        <w:bidi/>
+        <w:spacing w:after="140" w:before="0" w:line="300"/>
         <w:jc w:val="both"/>
       </w:pPr>
+      <w:r>
+        <w:rPr>
+          <w:rFonts w:ascii="Amiri" w:cs="Amiri" w:eastAsia="Amiri" w:hAnsi="Amiri"/>
+          <w:b/>
+          <w:bCs/>
+          <w:i w:val="false"/>
+          <w:iCs w:val="false"/>
+          <w:color w:val="0D2143"/>
+          <w:sz w:val="22"/>
+          <w:szCs w:val="22"/>
+          <w:rtl/>
+        </w:rPr>
+        <w:t xml:space="preserve">هل الترتيل مرتبة مستقلة؟</w:t>
+      </w:r>
       <w:r>
         <w:rPr>
           <w:rFonts w:ascii="Amiri" w:cs="Amiri" w:eastAsia="Amiri" w:hAnsi="Amiri"/>
@@ -6456,7 +6509,7 @@
           <w:szCs w:val="22"/>
           <w:rtl/>
         </w:rPr>
-        <w:t xml:space="preserve">سرعة معتدلة.</w:t>
+        <w:t xml:space="preserve"> الذي عليه كثير من أهل الأداء أن الترتيل ليس مرتبة توقيتية رابعة تُضاف إلى التحقيق والتدوير والحدر، وإنما هو وصفٌ للإتقان وحسن التبيين يشمل هذه المراتب جميعاً، إذ لا تكون قراءة محققة أو مدوَّرة أو حادرة مرضية إلا إذا كانت مرتَّلة، أي مبيَّنة الحروف، محكمة الأحكام. وأقرب المراتب إلى معنى الترتيل اللغوي هو التحقيق والتدوير، لما فيهما من التأني والتبيين، بخلاف الحدر الذي يغلب عليه الإسراع.</w:t>
       </w:r>
     </w:p>
     <w:p>
@@ -6477,7 +6530,7 @@
           <w:szCs w:val="22"/>
           <w:rtl/>
         </w:rPr>
-        <w:t xml:space="preserve">مستعمله:</w:t>
+        <w:t xml:space="preserve">ثمرة هذا التحرير:</w:t>
       </w:r>
       <w:r>
         <w:rPr>
@@ -6491,46 +6544,8 @@
           <w:szCs w:val="22"/>
           <w:rtl/>
         </w:rPr>
-        <w:t xml:space="preserve"> عامة المجودين في تلاوتهم اليومية.</w:t>
-      </w:r>
-    </w:p>
-    <w:p>
-      <w:pPr>
-        <w:bidi/>
-        <w:spacing w:after="100" w:before="0" w:line="300"/>
-        <w:jc w:val="right"/>
-      </w:pPr>
-    </w:p>
-    <w:p>
-      <w:pPr>
-        <w:pStyle w:val="ListParagraph"/>
-        <w:numPr>
-          <w:ilvl w:val="0"/>
-          <w:numId w:val="2"/>
-        </w:numPr>
-        <w:bidi/>
-        <w:spacing w:after="90" w:line="300"/>
-        <w:jc w:val="both"/>
-      </w:pPr>
-      <w:r>
-        <w:rPr>
-          <w:rFonts w:ascii="Amiri" w:cs="Amiri" w:eastAsia="Amiri" w:hAnsi="Amiri"/>
-          <w:b w:val="false"/>
-          <w:bCs w:val="false"/>
-          <w:i w:val="false"/>
-          <w:iCs w:val="false"/>
-          <w:color w:val="3A3226"/>
-          <w:sz w:val="21"/>
-          <w:szCs w:val="21"/>
-          <w:rtl/>
-        </w:rPr>
-        <w:t xml:space="preserve">قراءة سورة الكهف في صلاة الجمعة بهذه المرتبة.</w:t>
-      </w:r>
-    </w:p>
-    <w:p>
-      <w:pPr>
-        <w:spacing w:after="100"/>
-      </w:pPr>
+        <w:t xml:space="preserve"> ألا يُظن أن هناك سرعة رابعة مستقلة بين التحقيق والتدوير تسمى "الترتيل"، بل الترتيل صفة مطلوبة في كل قراءة، وهو المعنى الجامع الذي دلت عليه الآية، وليس اسماً لمرتبة بعينها من حيث السرعة.</w:t>
+      </w:r>
     </w:p>
     <w:p>
       <w:pPr>
@@ -6679,6 +6694,32 @@
           <w:rtl/>
         </w:rPr>
         <w:t xml:space="preserve">مرتبة الحدر لا تجوز إلا لمن أتقن التحقيق، لأن الحدر بلا إتقان يوقع في اللحن الخفي.</w:t>
+      </w:r>
+    </w:p>
+    <w:p>
+      <w:pPr>
+        <w:pStyle w:val="ListParagraph"/>
+        <w:numPr>
+          <w:ilvl w:val="0"/>
+          <w:numId w:val="3"/>
+        </w:numPr>
+        <w:bidi/>
+        <w:spacing w:after="90" w:line="300"/>
+        <w:jc w:val="both"/>
+      </w:pPr>
+      <w:r>
+        <w:rPr>
+          <w:rFonts w:ascii="Amiri" w:cs="Amiri" w:eastAsia="Amiri" w:hAnsi="Amiri"/>
+          <w:b w:val="false"/>
+          <w:bCs w:val="false"/>
+          <w:i w:val="false"/>
+          <w:iCs w:val="false"/>
+          <w:color w:val="181410"/>
+          <w:sz w:val="22"/>
+          <w:szCs w:val="22"/>
+          <w:rtl/>
+        </w:rPr>
+        <w:t xml:space="preserve">الترتيل مطلوب في كل هذه المراتب، فلا تصح مرتبة منها إذا خلت من تبيين الحروف وتجويدها.</w:t>
       </w:r>
     </w:p>
     <w:p>
@@ -7082,7 +7123,7 @@
                 <w:szCs w:val="20"/>
                 <w:rtl/>
               </w:rPr>
-              <w:t xml:space="preserve">ترتيل</w:t>
+              <w:t xml:space="preserve">تدوير</w:t>
             </w:r>
           </w:p>
         </w:tc>
@@ -7114,7 +7155,7 @@
                 <w:szCs w:val="20"/>
                 <w:rtl/>
               </w:rPr>
-              <w:t xml:space="preserve">متوسط</w:t>
+              <w:t xml:space="preserve">معتدلة</w:t>
             </w:r>
           </w:p>
         </w:tc>
@@ -7210,7 +7251,7 @@
                 <w:szCs w:val="20"/>
                 <w:rtl/>
               </w:rPr>
-              <w:t xml:space="preserve">الصلاة الجهرية</w:t>
+              <w:t xml:space="preserve">التلاوة اليومية والصلاة الجهرية</w:t>
             </w:r>
           </w:p>
         </w:tc>
@@ -7244,7 +7285,7 @@
                 <w:szCs w:val="20"/>
                 <w:rtl/>
               </w:rPr>
-              <w:t xml:space="preserve">تدوير</w:t>
+              <w:t xml:space="preserve">حدر</w:t>
             </w:r>
           </w:p>
         </w:tc>
@@ -7276,7 +7317,7 @@
                 <w:szCs w:val="20"/>
                 <w:rtl/>
               </w:rPr>
-              <w:t xml:space="preserve">متوسط إلى سريع</w:t>
+              <w:t xml:space="preserve">سريع</w:t>
             </w:r>
           </w:p>
         </w:tc>
@@ -7308,7 +7349,7 @@
                 <w:szCs w:val="20"/>
                 <w:rtl/>
               </w:rPr>
-              <w:t xml:space="preserve">قصير (٢-٣)</w:t>
+              <w:t xml:space="preserve">أقصر (٢)</w:t>
             </w:r>
           </w:p>
         </w:tc>
@@ -7340,7 +7381,7 @@
                 <w:szCs w:val="20"/>
                 <w:rtl/>
               </w:rPr>
-              <w:t xml:space="preserve">قليل</w:t>
+              <w:t xml:space="preserve">نادر</w:t>
             </w:r>
           </w:p>
         </w:tc>
@@ -7372,169 +7413,62 @@
                 <w:szCs w:val="20"/>
                 <w:rtl/>
               </w:rPr>
-              <w:t xml:space="preserve">التلاوة اليومية</w:t>
+              <w:t xml:space="preserve">الختمة أو الصلاة السرية</w:t>
             </w:r>
           </w:p>
         </w:tc>
       </w:tr>
+    </w:tbl>
+    <w:p>
+      <w:pPr>
+        <w:spacing w:after="160"/>
+      </w:pPr>
+    </w:p>
+    <w:tbl>
+      <w:tblPr>
+        <w:tblW w:type="pct" w:w="100%"/>
+        <w:tblBorders>
+          <w:top w:val="single" w:color="C39A3C" w:sz="6"/>
+          <w:left w:val="single" w:color="C39A3C" w:sz="24"/>
+          <w:bottom w:val="single" w:color="C39A3C" w:sz="6"/>
+          <w:right w:val="single" w:color="C39A3C" w:sz="6"/>
+          <w:insideH w:val="single" w:color="auto" w:sz="4"/>
+          <w:insideV w:val="single" w:color="auto" w:sz="4"/>
+        </w:tblBorders>
+      </w:tblPr>
+      <w:tblGrid>
+        <w:gridCol w:w="100"/>
+      </w:tblGrid>
       <w:tr>
         <w:tc>
           <w:tcPr>
-            <w:tcW w:type="dxa" w:w="1805"/>
-            <w:shd w:fill="FBF7EE" w:val="clear"/>
-            <w:tcMar>
-              <w:top w:type="dxa" w:w="90"/>
-              <w:left w:type="dxa" w:w="120"/>
-              <w:bottom w:type="dxa" w:w="90"/>
-              <w:right w:type="dxa" w:w="120"/>
-            </w:tcMar>
-          </w:tcPr>
-          <w:p>
-            <w:pPr>
-              <w:bidi/>
-              <w:jc w:val="right"/>
+            <w:shd w:fill="EFE4C9" w:val="clear"/>
+            <w:tcMar>
+              <w:top w:type="dxa" w:w="160"/>
+              <w:left w:type="dxa" w:w="200"/>
+              <w:bottom w:type="dxa" w:w="160"/>
+              <w:right w:type="dxa" w:w="200"/>
+            </w:tcMar>
+          </w:tcPr>
+          <w:p>
+            <w:pPr>
+              <w:bidi/>
+              <w:spacing w:after="0" w:before="0" w:line="300"/>
+              <w:jc w:val="both"/>
             </w:pPr>
             <w:r>
               <w:rPr>
                 <w:rFonts w:ascii="Amiri" w:cs="Amiri" w:eastAsia="Amiri" w:hAnsi="Amiri"/>
                 <w:b w:val="false"/>
                 <w:bCs w:val="false"/>
-                <w:i w:val="false"/>
-                <w:iCs w:val="false"/>
-                <w:color w:val="181410"/>
-                <w:sz w:val="20"/>
-                <w:szCs w:val="20"/>
-                <w:rtl/>
-              </w:rPr>
-              <w:t xml:space="preserve">حدر</w:t>
-            </w:r>
-          </w:p>
-        </w:tc>
-        <w:tc>
-          <w:tcPr>
-            <w:tcW w:type="dxa" w:w="1805"/>
-            <w:shd w:fill="FBF7EE" w:val="clear"/>
-            <w:tcMar>
-              <w:top w:type="dxa" w:w="90"/>
-              <w:left w:type="dxa" w:w="120"/>
-              <w:bottom w:type="dxa" w:w="90"/>
-              <w:right w:type="dxa" w:w="120"/>
-            </w:tcMar>
-          </w:tcPr>
-          <w:p>
-            <w:pPr>
-              <w:bidi/>
-              <w:jc w:val="right"/>
-            </w:pPr>
-            <w:r>
-              <w:rPr>
-                <w:rFonts w:ascii="Amiri" w:cs="Amiri" w:eastAsia="Amiri" w:hAnsi="Amiri"/>
-                <w:b w:val="false"/>
-                <w:bCs w:val="false"/>
-                <w:i w:val="false"/>
-                <w:iCs w:val="false"/>
-                <w:color w:val="181410"/>
-                <w:sz w:val="20"/>
-                <w:szCs w:val="20"/>
-                <w:rtl/>
-              </w:rPr>
-              <w:t xml:space="preserve">سريع</w:t>
-            </w:r>
-          </w:p>
-        </w:tc>
-        <w:tc>
-          <w:tcPr>
-            <w:tcW w:type="dxa" w:w="1805"/>
-            <w:shd w:fill="FBF7EE" w:val="clear"/>
-            <w:tcMar>
-              <w:top w:type="dxa" w:w="90"/>
-              <w:left w:type="dxa" w:w="120"/>
-              <w:bottom w:type="dxa" w:w="90"/>
-              <w:right w:type="dxa" w:w="120"/>
-            </w:tcMar>
-          </w:tcPr>
-          <w:p>
-            <w:pPr>
-              <w:bidi/>
-              <w:jc w:val="right"/>
-            </w:pPr>
-            <w:r>
-              <w:rPr>
-                <w:rFonts w:ascii="Amiri" w:cs="Amiri" w:eastAsia="Amiri" w:hAnsi="Amiri"/>
-                <w:b w:val="false"/>
-                <w:bCs w:val="false"/>
-                <w:i w:val="false"/>
-                <w:iCs w:val="false"/>
-                <w:color w:val="181410"/>
-                <w:sz w:val="20"/>
-                <w:szCs w:val="20"/>
-                <w:rtl/>
-              </w:rPr>
-              <w:t xml:space="preserve">أقصر (٢)</w:t>
-            </w:r>
-          </w:p>
-        </w:tc>
-        <w:tc>
-          <w:tcPr>
-            <w:tcW w:type="dxa" w:w="1805"/>
-            <w:shd w:fill="FBF7EE" w:val="clear"/>
-            <w:tcMar>
-              <w:top w:type="dxa" w:w="90"/>
-              <w:left w:type="dxa" w:w="120"/>
-              <w:bottom w:type="dxa" w:w="90"/>
-              <w:right w:type="dxa" w:w="120"/>
-            </w:tcMar>
-          </w:tcPr>
-          <w:p>
-            <w:pPr>
-              <w:bidi/>
-              <w:jc w:val="right"/>
-            </w:pPr>
-            <w:r>
-              <w:rPr>
-                <w:rFonts w:ascii="Amiri" w:cs="Amiri" w:eastAsia="Amiri" w:hAnsi="Amiri"/>
-                <w:b w:val="false"/>
-                <w:bCs w:val="false"/>
-                <w:i w:val="false"/>
-                <w:iCs w:val="false"/>
-                <w:color w:val="181410"/>
-                <w:sz w:val="20"/>
-                <w:szCs w:val="20"/>
-                <w:rtl/>
-              </w:rPr>
-              <w:t xml:space="preserve">نادر</w:t>
-            </w:r>
-          </w:p>
-        </w:tc>
-        <w:tc>
-          <w:tcPr>
-            <w:tcW w:type="dxa" w:w="1805"/>
-            <w:shd w:fill="FBF7EE" w:val="clear"/>
-            <w:tcMar>
-              <w:top w:type="dxa" w:w="90"/>
-              <w:left w:type="dxa" w:w="120"/>
-              <w:bottom w:type="dxa" w:w="90"/>
-              <w:right w:type="dxa" w:w="120"/>
-            </w:tcMar>
-          </w:tcPr>
-          <w:p>
-            <w:pPr>
-              <w:bidi/>
-              <w:jc w:val="right"/>
-            </w:pPr>
-            <w:r>
-              <w:rPr>
-                <w:rFonts w:ascii="Amiri" w:cs="Amiri" w:eastAsia="Amiri" w:hAnsi="Amiri"/>
-                <w:b/>
-                <w:bCs/>
-                <w:i w:val="false"/>
-                <w:iCs w:val="false"/>
-                <w:color w:val="0D2143"/>
-                <w:sz w:val="20"/>
-                <w:szCs w:val="20"/>
-                <w:rtl/>
-              </w:rPr>
-              <w:t xml:space="preserve">الختمة أو الصلاة السرية</w:t>
+                <w:i/>
+                <w:iCs/>
+                <w:color w:val="6B6152"/>
+                <w:sz w:val="18"/>
+                <w:szCs w:val="18"/>
+                <w:rtl/>
+              </w:rPr>
+              <w:t xml:space="preserve">الترتيل ليس صفاً رابعاً في هذا الجدول، لأنه وصفُ إتقانٍ يلازم المراتب الثلاث جميعاً، لا مرتبة سرعة مستقلة عنها.</w:t>
             </w:r>
           </w:p>
         </w:tc>
@@ -7542,7 +7476,7 @@
     </w:tbl>
     <w:p>
       <w:pPr>
-        <w:spacing w:after="160"/>
+        <w:spacing w:after="140"/>
       </w:pPr>
     </w:p>
     <w:tbl>
@@ -7610,7 +7544,7 @@
                 <w:szCs w:val="22"/>
                 <w:rtl/>
               </w:rPr>
-              <w:t xml:space="preserve">التجويد إتقان النطق بالقرآن على الصفة المتلقاة عن النبي ﷺ، وتعلم ما يصحح الفاتحة فرض عين. اللحن الجلي يبطل الصلاة، والخفي مكروه لا يبطلها. لا تصح القراءة إلا بموافقة العربية والرسم وصحة السند. ومراتب الأداء أربع: تحقيق، ترتيل، تدوير، حدر، لا يجوز الجمع بين مرتبتين في آية واحدة.</w:t>
+              <w:t xml:space="preserve">التجويد إتقان النطق بالقرآن على الصفة المتلقاة عن النبي ﷺ، وتعلم ما يصحح الفاتحة فرض عين. اللحن الجلي يبطل الصلاة، والخفي مكروه لا يبطلها. لا تصح القراءة إلا بموافقة العربية والرسم وصحة السند. ومراتب الأداء ثلاث: تحقيق، وتدوير، وحدر، والترتيل وصفٌ جامع للإتقان يلازمها جميعاً وليس مرتبة رابعة مستقلة، ولا يجوز الجمع بين مرتبتين في آية واحدة.</w:t>
             </w:r>
           </w:p>
         </w:tc>
@@ -7769,7 +7703,7 @@
                 <w:szCs w:val="22"/>
                 <w:rtl/>
               </w:rPr>
-              <w:t xml:space="preserve">رتّب مراتب الأداء الأربع من الأبطأ إلى الأسرع، واذكر موطن استعمال كل مرتبة.</w:t>
+              <w:t xml:space="preserve">رتّب مراتب الأداء الثلاث من الأبطأ إلى الأسرع، واذكر موطن استعمال كل مرتبة، ثم بيّن منزلة الترتيل منها.</w:t>
             </w:r>
           </w:p>
         </w:tc>
@@ -7824,7 +7758,7 @@
                 <w:szCs w:val="21"/>
                 <w:rtl/>
               </w:rPr>
-              <w:t xml:space="preserve">✦ نقطة تحقق إتقان: يجب أن يتمكن الدارس الآن من التمييز عملياً بين اللحن الجلي والخفي، ونطق نموذج واحد بكل مرتبة من مراتب الأداء الأربع.</w:t>
+              <w:t xml:space="preserve">✦ نقطة تحقق إتقان: يجب أن يتمكن الدارس الآن من التمييز عملياً بين اللحن الجلي والخفي، ونطق نموذج واحد بكل مرتبة من مراتب الأداء الثلاث، مع تحقيق معنى الترتيل في جميعها.</w:t>
             </w:r>
           </w:p>
         </w:tc>
@@ -43383,7 +43317,7 @@
                 <w:szCs w:val="22"/>
                 <w:rtl/>
               </w:rPr>
-              <w:t xml:space="preserve">التحقيق / الترتيل / التدوير / الحدر</w:t>
+              <w:t xml:space="preserve">التحقيق / التدوير / الحدر</w:t>
             </w:r>
             <w:r>
               <w:rPr>
@@ -43397,7 +43331,35 @@
                 <w:szCs w:val="22"/>
                 <w:rtl/>
               </w:rPr>
-              <w:t xml:space="preserve">: مراتب الأداء الأربع، من الأبطأ إلى الأسرع.</w:t>
+              <w:t xml:space="preserve">: مراتب الأداء الثلاث، من الأبطأ إلى الأسرع. </w:t>
+            </w:r>
+            <w:r>
+              <w:rPr>
+                <w:rFonts w:ascii="Amiri" w:cs="Amiri" w:eastAsia="Amiri" w:hAnsi="Amiri"/>
+                <w:b/>
+                <w:bCs/>
+                <w:i w:val="false"/>
+                <w:iCs w:val="false"/>
+                <w:color w:val="0D2143"/>
+                <w:sz w:val="22"/>
+                <w:szCs w:val="22"/>
+                <w:rtl/>
+              </w:rPr>
+              <w:t xml:space="preserve">الترتيل</w:t>
+            </w:r>
+            <w:r>
+              <w:rPr>
+                <w:rFonts w:ascii="Amiri" w:cs="Amiri" w:eastAsia="Amiri" w:hAnsi="Amiri"/>
+                <w:b w:val="false"/>
+                <w:bCs w:val="false"/>
+                <w:i w:val="false"/>
+                <w:iCs w:val="false"/>
+                <w:color w:val="181410"/>
+                <w:sz w:val="22"/>
+                <w:szCs w:val="22"/>
+                <w:rtl/>
+              </w:rPr>
+              <w:t xml:space="preserve">: وصفٌ جامع للإتقان وتبيين الحروف يلازم المراتب الثلاث، وليس مرتبة رابعة مستقلة.</w:t>
             </w:r>
           </w:p>
         </w:tc>
@@ -44755,7 +44717,7 @@
           <w:szCs w:val="20"/>
           <w:rtl/>
         </w:rPr>
-        <w:t xml:space="preserve">الكافي في التجويد — تأليف أحمد بن إبراهيم — مراجعة وتدقيق د. محمد حسنين</w:t>
+        <w:t xml:space="preserve">الكافي في التجويد — تأليف أبو عبد الله جلال الدين أحمد بن إبراهيم السليمي آل سلام — مراجعة وتدقيق د. محمد حسنينجامعة الملك العالمية — Al-Mulk International University</w:t>
       </w:r>
     </w:p>
     <w:p>
@@ -44776,7 +44738,7 @@
           <w:szCs w:val="16"/>
           <w:rtl/>
         </w:rPr>
-        <w:t xml:space="preserve">الكافي في التجويد · نسخة رقمية فاخرة · جميع الحقوق محفوظة للمؤلف</w:t>
+        <w:t xml:space="preserve">الكافي في التجويد · النسخة الملكية الفاخرة · جامعة الملك العالمية · جميع الحقوق محفوظة للمؤلف</w:t>
       </w:r>
     </w:p>
     <w:p>
@@ -45142,7 +45104,7 @@
           <w:szCs w:val="22"/>
           <w:rtl/>
         </w:rPr>
-        <w:t xml:space="preserve">الفصل الرابع: مراتب التلاوة والأداء</w:t>
+        <w:t xml:space="preserve">الفصل الرابع: مراتب الأداء الثلاث ومنزلة الترتيل</w:t>
       </w:r>
       <w:r>
         <w:rPr>
@@ -45206,7 +45168,7 @@
           <w:szCs w:val="22"/>
           <w:rtl/>
         </w:rPr>
-        <w:t xml:space="preserve">المبحث الثاني: الترتيل</w:t>
+        <w:t xml:space="preserve">المبحث الثاني: التدوير</w:t>
       </w:r>
       <w:r>
         <w:rPr>
@@ -45270,7 +45232,7 @@
           <w:szCs w:val="22"/>
           <w:rtl/>
         </w:rPr>
-        <w:t xml:space="preserve">المبحث الرابع: التدوير</w:t>
+        <w:t xml:space="preserve">المبحث الرابع: منزلة الترتيل بين المراتب</w:t>
       </w:r>
       <w:r>
         <w:rPr>
